--- a/docs/Garage-ERP-Guide.docx
+++ b/docs/Garage-ERP-Guide.docx
@@ -91,7 +91,7 @@
           <w:b/>
           <w:color w:val="0F62FE"/>
         </w:rPr>
-        <w:t>4 Live modules   ·   44 Static screens   ·   34 Working routes   ·   322 Automated checks passing</w:t>
+        <w:t>6 Live modules   ·   34 Static screens   ·   34 Working routes   ·   363 Automated checks passing</w:t>
       </w:r>
     </w:p>
     <w:p>
@@ -420,7 +420,7 @@
               <w:rPr>
                 <w:sz w:val="18"/>
               </w:rPr>
-              <w:t xml:space="preserve"> — 322 assertions</w:t>
+              <w:t xml:space="preserve"> — 363 assertions</w:t>
             </w:r>
           </w:p>
         </w:tc>
@@ -816,20 +816,6 @@
               </w:rPr>
               <w:t xml:space="preserve"> [LIVE] </w:t>
             </w:r>
-            <w:r>
-              <w:rPr>
-                <w:sz w:val="18"/>
-              </w:rPr>
-              <w:t xml:space="preserve"> / </w:t>
-            </w:r>
-            <w:r>
-              <w:rPr>
-                <w:b/>
-                <w:color w:val="B45309"/>
-                <w:sz w:val="18"/>
-              </w:rPr>
-              <w:t xml:space="preserve"> [STATIC] </w:t>
-            </w:r>
           </w:p>
         </w:tc>
         <w:tc>
@@ -849,7 +835,7 @@
               <w:rPr>
                 <w:sz w:val="18"/>
               </w:rPr>
-              <w:t>Customers are live with full CRUD. Employees, support staff, accountants and branch admins are static screens.</w:t>
+              <w:t>All five are live with full create, edit and delete. The four staff roles share one record type rather than four near-identical tables, so a fix in one is a fix in all. Anyone named on a job card cannot be deleted — that history would lose the person who did the work.</w:t>
             </w:r>
           </w:p>
         </w:tc>
@@ -1043,10 +1029,10 @@
             <w:r>
               <w:rPr>
                 <w:b/>
-                <w:color w:val="B45309"/>
-                <w:sz w:val="18"/>
-              </w:rPr>
-              <w:t xml:space="preserve"> [STATIC] </w:t>
+                <w:color w:val="198038"/>
+                <w:sz w:val="18"/>
+              </w:rPr>
+              <w:t xml:space="preserve"> [LIVE] </w:t>
             </w:r>
           </w:p>
         </w:tc>
@@ -1067,7 +1053,7 @@
               <w:rPr>
                 <w:sz w:val="18"/>
               </w:rPr>
-              <w:t>List and add screens. No conversion to a job card.</w:t>
+              <w:t>Raise a quote before any work is agreed, add labour and parts, send it, record the answer, and convert an accepted quote straight into a job card with every line copied.</w:t>
             </w:r>
           </w:p>
         </w:tc>
@@ -3805,7 +3791,38 @@
         <w:pStyle w:val="Heading2"/>
       </w:pPr>
       <w:r>
-        <w:t>B. Vehicle in, vehicle out</w:t>
+        <w:t>B. Quotation to job card</w:t>
+      </w:r>
+    </w:p>
+    <w:p>
+      <w:pPr>
+        <w:ind w:left="288"/>
+      </w:pPr>
+      <w:r>
+        <w:rPr>
+          <w:b/>
+          <w:color w:val="0F62FE"/>
+          <w:sz w:val="19"/>
+        </w:rPr>
+        <w:t>Draft  →  Sent  →  Accepted  →  Converted</w:t>
+      </w:r>
+    </w:p>
+    <w:p>
+      <w:r>
+        <w:t xml:space="preserve"> A quotation is an offer, not a commitment: it moves no stock and touches no money. Lines lock once it is sent, so a quoted price cannot change under the customer. Converting copies every line onto a new job card and links the two, and the quotation becomes a read-only historical document. </w:t>
+      </w:r>
+    </w:p>
+    <w:p>
+      <w:r>
+        <w:t xml:space="preserve"> Validity is enforced by date rather than remembered by a person — a quote past its date is flagged stale in the list and on the page, so an old price is never sent as a live offer. </w:t>
+      </w:r>
+    </w:p>
+    <w:p>
+      <w:pPr>
+        <w:pStyle w:val="Heading2"/>
+      </w:pPr>
+      <w:r>
+        <w:t>C. Vehicle in, vehicle out</w:t>
       </w:r>
     </w:p>
     <w:p>
@@ -4055,7 +4072,7 @@
         <w:pStyle w:val="Heading2"/>
       </w:pPr>
       <w:r>
-        <w:t>C. Parts from purchase to invoice</w:t>
+        <w:t>D. Parts from purchase to invoice</w:t>
       </w:r>
     </w:p>
     <w:p>
@@ -4081,7 +4098,7 @@
         <w:pStyle w:val="Heading2"/>
       </w:pPr>
       <w:r>
-        <w:t>D. Money in</w:t>
+        <w:t>E. Money in</w:t>
       </w:r>
     </w:p>
     <w:p>
@@ -4566,15 +4583,6 @@
         <w:spacing w:after="40"/>
       </w:pPr>
       <w:r>
-        <w:t>Quotation does not convert to a job card</w:t>
-      </w:r>
-    </w:p>
-    <w:p>
-      <w:pPr>
-        <w:pStyle w:val="ListBullet"/>
-        <w:spacing w:after="40"/>
-      </w:pPr>
-      <w:r>
         <w:t>Compliance expiry is not surfaced at check-in</w:t>
       </w:r>
     </w:p>
@@ -4668,7 +4676,7 @@
         <w:t>npm test</w:t>
       </w:r>
       <w:r>
-        <w:t xml:space="preserve"> runs three suites, 322 assertions, no browser required.</w:t>
+        <w:t xml:space="preserve"> runs four suites, 363 assertions, no browser required.</w:t>
       </w:r>
     </w:p>
     <w:tbl>
@@ -4926,7 +4934,7 @@
               <w:rPr>
                 <w:sz w:val="18"/>
               </w:rPr>
-              <w:t>112</w:t>
+              <w:t>119</w:t>
             </w:r>
           </w:p>
         </w:tc>
@@ -4948,6 +4956,71 @@
                 <w:sz w:val="18"/>
               </w:rPr>
               <w:t>Every path resolves to the right menu item and opens the right group</w:t>
+            </w:r>
+          </w:p>
+        </w:tc>
+      </w:tr>
+      <w:tr>
+        <w:tc>
+          <w:tcPr>
+            <w:tcW w:type="dxa" w:w="3312"/>
+          </w:tcPr>
+          <w:p>
+            <w:pPr>
+              <w:spacing w:after="40"/>
+            </w:pPr>
+            <w:r>
+              <w:rPr>
+                <w:sz w:val="18"/>
+              </w:rPr>
+            </w:r>
+            <w:r>
+              <w:rPr>
+                <w:sz w:val="18"/>
+              </w:rPr>
+              <w:t>Quotation</w:t>
+            </w:r>
+          </w:p>
+        </w:tc>
+        <w:tc>
+          <w:tcPr>
+            <w:tcW w:type="dxa" w:w="3312"/>
+          </w:tcPr>
+          <w:p>
+            <w:pPr>
+              <w:spacing w:after="40"/>
+            </w:pPr>
+            <w:r>
+              <w:rPr>
+                <w:sz w:val="18"/>
+              </w:rPr>
+            </w:r>
+            <w:r>
+              <w:rPr>
+                <w:sz w:val="18"/>
+              </w:rPr>
+              <w:t>34</w:t>
+            </w:r>
+          </w:p>
+        </w:tc>
+        <w:tc>
+          <w:tcPr>
+            <w:tcW w:type="dxa" w:w="3312"/>
+          </w:tcPr>
+          <w:p>
+            <w:pPr>
+              <w:spacing w:after="40"/>
+            </w:pPr>
+            <w:r>
+              <w:rPr>
+                <w:sz w:val="18"/>
+              </w:rPr>
+            </w:r>
+            <w:r>
+              <w:rPr>
+                <w:sz w:val="18"/>
+              </w:rPr>
+              <w:t>State machine, conversion guards, expiry, and flat-vs-percentage discounts</w:t>
             </w:r>
           </w:p>
         </w:tc>
